--- a/products-storage/00-free-ks-bez-vozvrata/03-tipovye-prichiny-vozvrata.docx
+++ b/products-storage/00-free-ks-bez-vozvrata/03-tipovye-prichiny-vozvrata.docx
@@ -174,12 +174,12 @@
     </w:p>
     <w:p>
       <w:r>
-        <w:t>Полный комплект включает: расширенный проверочный лист, протоколы внутренней проверки, типовые ответы на замечания, журнал передачи с отслеживанием.</w:t>
+        <w:t>Комплект «КС-2 без возврата: сдайте с первой попытки» включает: расширенный проверочный лист, протоколы внутренней проверки, типовые ответы на замечания, журнал передачи с отслеживанием.</w:t>
         <w:br/>
         <w:br/>
-        <w:t>Стоимость: 12 900 - 16 900 ₽</w:t>
+        <w:t>Стоимость: 1 990 ₽</w:t>
         <w:br/>
-        <w:t>Ссылка: [здесь будет ссылка на платный продукт]</w:t>
+        <w:t>Страница комплекта: https://marzhavbetone.ru/products/p3-shablony-ks2-ks3.html</w:t>
       </w:r>
     </w:p>
     <w:sectPr>

--- a/products-storage/00-free-ks-bez-vozvrata/03-tipovye-prichiny-vozvrata.docx
+++ b/products-storage/00-free-ks-bez-vozvrata/03-tipovye-prichiny-vozvrata.docx
@@ -127,59 +127,23 @@
     <w:p>
       <w:pPr>
         <w:pStyle w:val="Heading1"/>
-      </w:pPr>
-      <w:r>
-        <w:t>⚠️ Что этот материал НЕ закрывает</w:t>
-      </w:r>
-    </w:p>
-    <w:p>
-      <w:pPr>
-        <w:pStyle w:val="ListBullet"/>
-      </w:pPr>
-      <w:r>
-        <w:t>Анализ технического соответствия работ проекту (это работа ПТО и технических специалистов)</w:t>
-      </w:r>
-    </w:p>
-    <w:p>
-      <w:pPr>
-        <w:pStyle w:val="ListBullet"/>
-      </w:pPr>
-      <w:r>
-        <w:t>Согласование исполнительных схем с проектной документацией</w:t>
-      </w:r>
-    </w:p>
-    <w:p>
-      <w:pPr>
-        <w:pStyle w:val="ListBullet"/>
-      </w:pPr>
-      <w:r>
-        <w:t>Работа с возвратом после подписания КС (особые случаи)</w:t>
-      </w:r>
-    </w:p>
-    <w:p>
-      <w:pPr>
-        <w:pStyle w:val="ListBullet"/>
-      </w:pPr>
-      <w:r>
-        <w:t>Ведение полного журнала передачи КС с юридическими последствиями</w:t>
-      </w:r>
-    </w:p>
-    <w:p>
-      <w:pPr>
-        <w:pStyle w:val="Heading1"/>
+        <w:keepNext/>
       </w:pPr>
       <w:r>
         <w:t>🔗 Переход к полному комплекту</w:t>
       </w:r>
     </w:p>
     <w:p>
+      <w:pPr>
+        <w:keepLines/>
+      </w:pPr>
       <w:r>
         <w:t>Комплект «КС-2 без возврата: сдайте с первой попытки» включает: расширенный проверочный лист, протоколы внутренней проверки, типовые ответы на замечания, журнал передачи с отслеживанием.</w:t>
         <w:br/>
         <w:br/>
-        <w:t>Стоимость: 1 990 ₽</w:t>
+        <w:t>Стоимость: 17 900 ₽</w:t>
         <w:br/>
-        <w:t>Страница комплекта: https://marzhavbetone.ru/products/p3-shablony-ks2-ks3.html</w:t>
+        <w:t>Страница комплекта: https://nastoronepodryadchika.ru/products/p3-shablony-ks2-ks3.html</w:t>
       </w:r>
     </w:p>
     <w:sectPr>
